--- a/docs/companies/The Peace Front_ダイキアクシス_ご協賛のお願い.docx
+++ b/docs/companies/The Peace Front_ダイキアクシス_ご協賛のお願い.docx
@@ -2113,9 +2113,19 @@
               <w:rPr>
                 <w:rFonts w:ascii="Yu Gothic" w:hAnsi="Yu Gothic" w:eastAsia="Yu Gothic"/>
                 <w:b w:val="0"/>
+                <w:strike/>
                 <w:sz w:val="19"/>
               </w:rPr>
               <w:t>50万円</w:t>
+            </w:r>
+            <w:r>
+              <w:rPr>
+                <w:rFonts w:ascii="Yu Gothic" w:hAnsi="Yu Gothic" w:eastAsia="Yu Gothic"/>
+                <w:b/>
+                <w:sz w:val="19"/>
+              </w:rPr>
+              <w:br/>
+              <w:t>35万円</w:t>
             </w:r>
           </w:p>
         </w:tc>
@@ -2189,9 +2199,19 @@
               <w:rPr>
                 <w:rFonts w:ascii="Yu Gothic" w:hAnsi="Yu Gothic" w:eastAsia="Yu Gothic"/>
                 <w:b w:val="0"/>
+                <w:strike/>
                 <w:sz w:val="19"/>
               </w:rPr>
               <w:t>30万円</w:t>
+            </w:r>
+            <w:r>
+              <w:rPr>
+                <w:rFonts w:ascii="Yu Gothic" w:hAnsi="Yu Gothic" w:eastAsia="Yu Gothic"/>
+                <w:b/>
+                <w:sz w:val="19"/>
+              </w:rPr>
+              <w:br/>
+              <w:t>15万円</w:t>
             </w:r>
           </w:p>
         </w:tc>
@@ -2265,9 +2285,19 @@
               <w:rPr>
                 <w:rFonts w:ascii="Yu Gothic" w:hAnsi="Yu Gothic" w:eastAsia="Yu Gothic"/>
                 <w:b w:val="0"/>
+                <w:strike/>
                 <w:sz w:val="19"/>
               </w:rPr>
               <w:t>12万円</w:t>
+            </w:r>
+            <w:r>
+              <w:rPr>
+                <w:rFonts w:ascii="Yu Gothic" w:hAnsi="Yu Gothic" w:eastAsia="Yu Gothic"/>
+                <w:b/>
+                <w:sz w:val="19"/>
+              </w:rPr>
+              <w:br/>
+              <w:t>7万円</w:t>
             </w:r>
           </w:p>
         </w:tc>
@@ -2312,6 +2342,19 @@
     </w:tbl>
     <w:p>
       <w:pPr>
+        <w:spacing w:after="40"/>
+      </w:pPr>
+      <w:r>
+        <w:rPr>
+          <w:rFonts w:ascii="Yu Gothic" w:hAnsi="Yu Gothic" w:eastAsia="Yu Gothic"/>
+          <w:b w:val="0"/>
+          <w:sz w:val="19"/>
+        </w:rPr>
+        <w:t>※通常のご協賛金額は、表彰スポンサー50万円・座談会スポンサー30万円・告知スポンサー12万円となっております。今回ぜひダイキアクシス様にご一緒いただきたく、特別な協賛金額にてご提案しております。</w:t>
+      </w:r>
+    </w:p>
+    <w:p>
+      <w:pPr>
         <w:spacing w:after="120"/>
       </w:pPr>
       <w:r>
@@ -2346,7 +2389,7 @@
           <w:b/>
           <w:sz w:val="21"/>
         </w:rPr>
-        <w:t>■ 表彰スポンサー（50万円・上限3社）― 学生の挑戦を「表彰する」役割</w:t>
+        <w:t>■ 表彰スポンサー（特別価格35万円・上限3社）― 学生の挑戦を「表彰する」役割</w:t>
       </w:r>
     </w:p>
     <w:p>
@@ -2359,7 +2402,7 @@
           <w:b w:val="0"/>
           <w:sz w:val="21"/>
         </w:rPr>
-        <w:t>「◯◯企業賞」のような企業名を冠した賞での表彰（表彰式 17:40～17:55）※ご協賛金50万円のうち20万円は、貴社の企業賞の賞金（活動支援金）として表彰団体へ寄付されます</w:t>
+        <w:t>「◯◯企業賞」のような企業名を冠した賞での表彰（表彰式 17:40～17:55）※ご協賛金35万円のうち20万円は、貴社の企業賞の賞金（活動支援金）として表彰団体へ寄付されます</w:t>
       </w:r>
     </w:p>
     <w:p>
@@ -2411,7 +2454,7 @@
           <w:b/>
           <w:sz w:val="21"/>
         </w:rPr>
-        <w:t>■ 座談会スポンサー（30万円・上限10社）― 学生と「対話する」役割</w:t>
+        <w:t>■ 座談会スポンサー（特別価格15万円・上限10社）― 学生と「対話する」役割</w:t>
       </w:r>
     </w:p>
     <w:p>
@@ -2476,7 +2519,7 @@
           <w:b/>
           <w:sz w:val="21"/>
         </w:rPr>
-        <w:t>■ 告知スポンサー（12万円・上限5社）― 学生に「知らせる」役割</w:t>
+        <w:t>■ 告知スポンサー（特別価格7万円・上限5社）― 学生に「知らせる」役割</w:t>
       </w:r>
     </w:p>
     <w:p>
